--- a/docs/dev/发现与搜索页面进度.docx
+++ b/docs/dev/发现与搜索页面进度.docx
@@ -54,7 +54,7 @@
           <w:b/>
           <w:bCs/>
         </w:rPr>
-        <w:t xml:space="preserve">2026-08-23</w:t>
+        <w:t xml:space="preserve">2026-08-24</w:t>
       </w:r>
       <w:r>
         <w:br/>
@@ -153,31 +153,13 @@
         <w:t xml:space="preserve">首页统一输入框支持普通搜索与问</w:t>
       </w:r>
       <w:r>
-        <w:t xml:space="preserve"> </w:t>
-      </w:r>
-      <w:r>
-        <w:rPr>
-          <w:rFonts w:hint="eastAsia"/>
-        </w:rPr>
-        <w:t xml:space="preserve">AI，Enter</w:t>
-      </w:r>
-      <w:r>
-        <w:t xml:space="preserve"> </w:t>
-      </w:r>
-      <w:r>
-        <w:rPr>
-          <w:rFonts w:hint="eastAsia"/>
-        </w:rPr>
-        <w:t xml:space="preserve">按当前模式提交，Alt+Enter</w:t>
-      </w:r>
-      <w:r>
-        <w:t xml:space="preserve"> </w:t>
-      </w:r>
-      <w:r>
-        <w:rPr>
-          <w:rFonts w:hint="eastAsia"/>
-        </w:rPr>
-        <w:t xml:space="preserve">可转普通搜索。普通搜索跳转结果页，问</w:t>
+        <w:t xml:space="preserve"> AI。Enter </w:t>
+      </w:r>
+      <w:r>
+        <w:rPr>
+          <w:rFonts w:hint="eastAsia"/>
+        </w:rPr>
+        <w:t xml:space="preserve">发送问</w:t>
       </w:r>
       <w:r>
         <w:t xml:space="preserve"> AI </w:t>
@@ -186,16 +168,43 @@
         <w:rPr>
           <w:rFonts w:hint="eastAsia"/>
         </w:rPr>
-        <w:t xml:space="preserve">跳转</w:t>
-      </w:r>
-      <w:r>
-        <w:t xml:space="preserve"> agents ask </w:t>
-      </w:r>
-      <w:r>
-        <w:rPr>
-          <w:rFonts w:hint="eastAsia"/>
-        </w:rPr>
-        <w:t xml:space="preserve">并携带问题、模型、风格等参数。</w:t>
+        <w:t xml:space="preserve">并跳转</w:t>
+      </w:r>
+      <w:r>
+        <w:t xml:space="preserve"> agents </w:t>
+      </w:r>
+      <w:r>
+        <w:rPr>
+          <w:rFonts w:hint="eastAsia"/>
+        </w:rPr>
+        <w:t xml:space="preserve">ask，Shift+Enter</w:t>
+      </w:r>
+      <w:r>
+        <w:t xml:space="preserve"> </w:t>
+      </w:r>
+      <w:r>
+        <w:rPr>
+          <w:rFonts w:hint="eastAsia"/>
+        </w:rPr>
+        <w:t xml:space="preserve">换行，Alt+Enter</w:t>
+      </w:r>
+      <w:r>
+        <w:t xml:space="preserve"> </w:t>
+      </w:r>
+      <w:r>
+        <w:rPr>
+          <w:rFonts w:hint="eastAsia"/>
+        </w:rPr>
+        <w:t xml:space="preserve">在首页输入框下方内联展示论文搜索结果。普通搜索跳转结果页，问</w:t>
+      </w:r>
+      <w:r>
+        <w:t xml:space="preserve"> AI </w:t>
+      </w:r>
+      <w:r>
+        <w:rPr>
+          <w:rFonts w:hint="eastAsia"/>
+        </w:rPr>
+        <w:t xml:space="preserve">携带问题、模型、风格等参数。</w:t>
       </w:r>
     </w:p>
     <w:p>
@@ -417,7 +426,37 @@
         <w:rPr>
           <w:rFonts w:hint="eastAsia"/>
         </w:rPr>
-        <w:t xml:space="preserve">已同步多模型</w:t>
+        <w:t xml:space="preserve">已代理外部论文检索（</w:t>
+      </w:r>
+      <w:r>
+        <w:rPr>
+          <w:rStyle w:val="VerbatimChar"/>
+        </w:rPr>
+        <w:t xml:space="preserve">/api/v1/search/explore</w:t>
+      </w:r>
+      <w:r>
+        <w:rPr>
+          <w:rFonts w:hint="eastAsia"/>
+        </w:rPr>
+        <w:t xml:space="preserve">），问</w:t>
+      </w:r>
+      <w:r>
+        <w:t xml:space="preserve"> AI SSE </w:t>
+      </w:r>
+      <w:r>
+        <w:rPr>
+          <w:rFonts w:hint="eastAsia"/>
+        </w:rPr>
+        <w:t xml:space="preserve">返回检索</w:t>
+      </w:r>
+      <w:r>
+        <w:t xml:space="preserve"> </w:t>
+      </w:r>
+      <w:r>
+        <w:rPr>
+          <w:rFonts w:hint="eastAsia"/>
+        </w:rPr>
+        <w:t xml:space="preserve">refs；多模型</w:t>
       </w:r>
       <w:r>
         <w:t xml:space="preserve"> config </w:t>
@@ -426,34 +465,16 @@
         <w:rPr>
           <w:rFonts w:hint="eastAsia"/>
         </w:rPr>
-        <w:t xml:space="preserve">结构，回答仍为占位。dev</w:t>
-      </w:r>
-      <w:r>
-        <w:t xml:space="preserve"> </w:t>
-      </w:r>
-      <w:r>
-        <w:rPr>
-          <w:rFonts w:hint="eastAsia"/>
-        </w:rPr>
-        <w:t xml:space="preserve">文档整理为项目介绍、开发日志、配色说明。上述改动已提交并</w:t>
-      </w:r>
-      <w:r>
-        <w:t xml:space="preserve"> push </w:t>
-      </w:r>
-      <w:r>
-        <w:rPr>
-          <w:rFonts w:hint="eastAsia"/>
-        </w:rPr>
-        <w:t xml:space="preserve">至</w:t>
-      </w:r>
-      <w:r>
-        <w:t xml:space="preserve"> GitHub dev </w:t>
-      </w:r>
-      <w:r>
-        <w:rPr>
-          <w:rFonts w:hint="eastAsia"/>
-        </w:rPr>
-        <w:t xml:space="preserve">分支。</w:t>
+        <w:t xml:space="preserve">与占位生成仍在。飞书</w:t>
+      </w:r>
+      <w:r>
+        <w:t xml:space="preserve"> CLI </w:t>
+      </w:r>
+      <w:r>
+        <w:rPr>
+          <w:rFonts w:hint="eastAsia"/>
+        </w:rPr>
+        <w:t xml:space="preserve">一键同步进度页。</w:t>
       </w:r>
     </w:p>
     <w:p>
@@ -577,16 +598,16 @@
         <w:rPr>
           <w:rFonts w:hint="eastAsia"/>
         </w:rPr>
-        <w:t xml:space="preserve">等各家的选择。普通搜索仍为</w:t>
-      </w:r>
-      <w:r>
-        <w:t xml:space="preserve"> mock </w:t>
-      </w:r>
-      <w:r>
-        <w:rPr>
-          <w:rFonts w:hint="eastAsia"/>
-        </w:rPr>
-        <w:t xml:space="preserve">数据，未接真实检索。dev</w:t>
+        <w:t xml:space="preserve">等各家的选择。普通搜索曾为</w:t>
+      </w:r>
+      <w:r>
+        <w:t xml:space="preserve"> </w:t>
+      </w:r>
+      <w:r>
+        <w:rPr>
+          <w:rFonts w:hint="eastAsia"/>
+        </w:rPr>
+        <w:t xml:space="preserve">mock，现已接外部论文库但中文检索能力有限。dev</w:t>
       </w:r>
       <w:r>
         <w:t xml:space="preserve"> </w:t>
@@ -1121,7 +1142,25 @@
         <w:rPr>
           <w:rFonts w:hint="eastAsia"/>
         </w:rPr>
-        <w:t xml:space="preserve">与前端目录一致。</w:t>
+        <w:t xml:space="preserve">与前端目录一致。普通搜索与问</w:t>
+      </w:r>
+      <w:r>
+        <w:t xml:space="preserve"> AI </w:t>
+      </w:r>
+      <w:r>
+        <w:rPr>
+          <w:rFonts w:hint="eastAsia"/>
+        </w:rPr>
+        <w:t xml:space="preserve">检索均走</w:t>
+      </w:r>
+      <w:r>
+        <w:t xml:space="preserve"> FastAPI </w:t>
+      </w:r>
+      <w:r>
+        <w:rPr>
+          <w:rFonts w:hint="eastAsia"/>
+        </w:rPr>
+        <w:t xml:space="preserve">论文库代理。</w:t>
       </w:r>
     </w:p>
     <w:p>
@@ -1145,25 +1184,25 @@
         <w:rPr>
           <w:rFonts w:hint="eastAsia"/>
         </w:rPr>
-        <w:t xml:space="preserve">改动位于</w:t>
-      </w:r>
-      <w:r>
-        <w:t xml:space="preserve"> dev </w:t>
-      </w:r>
-      <w:r>
-        <w:rPr>
-          <w:rFonts w:hint="eastAsia"/>
-        </w:rPr>
-        <w:t xml:space="preserve">分支提交</w:t>
-      </w:r>
-      <w:r>
-        <w:t xml:space="preserve"> </w:t>
-      </w:r>
-      <w:r>
-        <w:rPr>
-          <w:rFonts w:hint="eastAsia"/>
-        </w:rPr>
-        <w:t xml:space="preserve">95ec267，已</w:t>
+        <w:t xml:space="preserve">第一轮改动提交</w:t>
+      </w:r>
+      <w:r>
+        <w:t xml:space="preserve"> </w:t>
+      </w:r>
+      <w:r>
+        <w:rPr>
+          <w:rFonts w:hint="eastAsia"/>
+        </w:rPr>
+        <w:t xml:space="preserve">95ec267，第二轮改版提交</w:t>
+      </w:r>
+      <w:r>
+        <w:t xml:space="preserve"> </w:t>
+      </w:r>
+      <w:r>
+        <w:rPr>
+          <w:rFonts w:hint="eastAsia"/>
+        </w:rPr>
+        <w:t xml:space="preserve">6ec5f80，均已</w:t>
       </w:r>
       <w:r>
         <w:t xml:space="preserve"> push </w:t>
@@ -1175,13 +1214,13 @@
         <w:t xml:space="preserve">至</w:t>
       </w:r>
       <w:r>
-        <w:t xml:space="preserve"> </w:t>
-      </w:r>
-      <w:r>
-        <w:rPr>
-          <w:rFonts w:hint="eastAsia"/>
-        </w:rPr>
-        <w:t xml:space="preserve">Hakrin-dev/shenzhi。本进度文档与项目介绍、开发日志内容对齐，后续变更在开发日志按日追加，本页在阶段验收时再更新第四节。</w:t>
+        <w:t xml:space="preserve"> Hakrin-dev/shenzhi </w:t>
+      </w:r>
+      <w:r>
+        <w:rPr>
+          <w:rFonts w:hint="eastAsia"/>
+        </w:rPr>
+        <w:t xml:space="preserve">dev。本进度文档与项目介绍、开发日志内容对齐，后续变更在开发日志按日追加，本页在阶段验收时再更新第四节。</w:t>
       </w:r>
     </w:p>
     <w:p>
